--- a/docs/as-built/docx/ticketing.docx
+++ b/docs/as-built/docx/ticketing.docx
@@ -1065,7 +1065,7 @@
               <a:graphicData uri="http://schemas.openxmlformats.org/drawingml/2006/picture">
                 <pic:pic>
                   <pic:nvPicPr>
-                    <pic:cNvPr descr="/tmp/docximg-dY8fbM/ticketing_md_1.png" id="25" name="Picture"/>
+                    <pic:cNvPr descr="/tmp/docximg-d8ZS2x/ticketing_md_1.png" id="25" name="Picture"/>
                     <pic:cNvPicPr>
                       <a:picLocks noChangeArrowheads="1" noChangeAspect="1"/>
                     </pic:cNvPicPr>
@@ -4535,7 +4535,7 @@
               <a:graphicData uri="http://schemas.openxmlformats.org/drawingml/2006/picture">
                 <pic:pic>
                   <pic:nvPicPr>
-                    <pic:cNvPr descr="/tmp/docximg-dY8fbM/ticketing_md_2.png" id="35" name="Picture"/>
+                    <pic:cNvPr descr="/tmp/docximg-d8ZS2x/ticketing_md_2.png" id="35" name="Picture"/>
                     <pic:cNvPicPr>
                       <a:picLocks noChangeArrowheads="1" noChangeAspect="1"/>
                     </pic:cNvPicPr>
@@ -13512,13 +13512,13 @@
       </w:r>
     </w:p>
     <w:bookmarkEnd w:id="44"/>
-    <w:bookmarkStart w:id="45" w:name="X89de12bcbda887c6ec5ea5eed2f747bbdb3a288"/>
+    <w:bookmarkStart w:id="45" w:name="Xbdb564fcab6f6f71ef61f22280b7304c50ca780"/>
     <w:p>
       <w:pPr>
         <w:pStyle w:val="Heading2"/>
       </w:pPr>
       <w:r>
-        <w:t xml:space="preserve">6. Processes</w:t>
+        <w:t xml:space="preserve">6. Processes &amp; ops console</w:t>
       </w:r>
     </w:p>
     <w:p>
@@ -13529,6 +13529,279 @@
         <w:t xml:space="preserve">Service-level; ASR may start a fulfillment/WO flow.</w:t>
       </w:r>
     </w:p>
+    <w:p>
+      <w:pPr>
+        <w:pStyle w:val="BodyText"/>
+      </w:pPr>
+      <w:r>
+        <w:rPr>
+          <w:bCs/>
+          <w:b/>
+        </w:rPr>
+        <w:t xml:space="preserve">Ops console</w:t>
+      </w:r>
+      <w:r>
+        <w:t xml:space="preserve"> </w:t>
+      </w:r>
+      <w:r>
+        <w:t xml:space="preserve">—</w:t>
+      </w:r>
+      <w:r>
+        <w:t xml:space="preserve"> </w:t>
+      </w:r>
+      <w:r>
+        <w:rPr>
+          <w:rStyle w:val="VerbatimChar"/>
+        </w:rPr>
+        <w:t xml:space="preserve">sophix:ticketing:*</w:t>
+      </w:r>
+      <w:r>
+        <w:t xml:space="preserve">, wrapping existing services (no approval-gate bypass):</w:t>
+      </w:r>
+    </w:p>
+    <w:tbl>
+      <w:tblPr>
+        <w:tblStyle w:val="Table"/>
+        <w:tblW w:type="auto" w:w="0"/>
+        <w:tblLook w:firstRow="1" w:lastRow="0" w:firstColumn="0" w:lastColumn="0" w:noHBand="0" w:noVBand="0" w:val="0020"/>
+        <w:jc w:val="start"/>
+      </w:tblPr>
+      <w:tblGrid>
+        <w:gridCol w:w="2640"/>
+        <w:gridCol w:w="2640"/>
+        <w:gridCol w:w="2640"/>
+      </w:tblGrid>
+      <w:tr>
+        <w:trPr>
+          <w:tblHeader w:val="true"/>
+        </w:trPr>
+        <w:tc>
+          <w:tcPr/>
+          <w:p>
+            <w:pPr>
+              <w:pStyle w:val="Compact"/>
+              <w:jc w:val="left"/>
+            </w:pPr>
+            <w:r>
+              <w:t xml:space="preserve">Command</w:t>
+            </w:r>
+          </w:p>
+        </w:tc>
+        <w:tc>
+          <w:tcPr/>
+          <w:p>
+            <w:pPr>
+              <w:pStyle w:val="Compact"/>
+              <w:jc w:val="left"/>
+            </w:pPr>
+            <w:r>
+              <w:t xml:space="preserve">Kind</w:t>
+            </w:r>
+          </w:p>
+        </w:tc>
+        <w:tc>
+          <w:tcPr/>
+          <w:p>
+            <w:pPr>
+              <w:pStyle w:val="Compact"/>
+              <w:jc w:val="left"/>
+            </w:pPr>
+            <w:r>
+              <w:t xml:space="preserve">Does</w:t>
+            </w:r>
+          </w:p>
+        </w:tc>
+      </w:tr>
+      <w:tr>
+        <w:tc>
+          <w:tcPr/>
+          <w:p>
+            <w:pPr>
+              <w:pStyle w:val="Compact"/>
+              <w:jc w:val="left"/>
+            </w:pPr>
+            <w:r>
+              <w:rPr>
+                <w:rStyle w:val="VerbatimChar"/>
+              </w:rPr>
+              <w:t xml:space="preserve">ops-status [--operator]</w:t>
+            </w:r>
+          </w:p>
+        </w:tc>
+        <w:tc>
+          <w:tcPr/>
+          <w:p>
+            <w:pPr>
+              <w:pStyle w:val="Compact"/>
+              <w:jc w:val="left"/>
+            </w:pPr>
+            <w:r>
+              <w:t xml:space="preserve">review</w:t>
+            </w:r>
+          </w:p>
+        </w:tc>
+        <w:tc>
+          <w:tcPr/>
+          <w:p>
+            <w:pPr>
+              <w:pStyle w:val="Compact"/>
+              <w:jc w:val="left"/>
+            </w:pPr>
+            <w:r>
+              <w:t xml:space="preserve">queue counts needing attention (read-only): SLA-breached, first-response breached, unassigned, awaiting sign-off (UNDER_REVIEW), flagged (requires_review), waiting on work order, reopened</w:t>
+            </w:r>
+          </w:p>
+        </w:tc>
+      </w:tr>
+      <w:tr>
+        <w:tc>
+          <w:tcPr/>
+          <w:p>
+            <w:pPr>
+              <w:pStyle w:val="Compact"/>
+              <w:jc w:val="left"/>
+            </w:pPr>
+            <w:r>
+              <w:rPr>
+                <w:rStyle w:val="VerbatimChar"/>
+              </w:rPr>
+              <w:t xml:space="preserve">ticket-show {ticket} [--timeline=20]</w:t>
+            </w:r>
+          </w:p>
+        </w:tc>
+        <w:tc>
+          <w:tcPr/>
+          <w:p>
+            <w:pPr>
+              <w:pStyle w:val="Compact"/>
+              <w:jc w:val="left"/>
+            </w:pPr>
+            <w:r>
+              <w:t xml:space="preserve">review</w:t>
+            </w:r>
+          </w:p>
+        </w:tc>
+        <w:tc>
+          <w:tcPr/>
+          <w:p>
+            <w:pPr>
+              <w:pStyle w:val="Compact"/>
+              <w:jc w:val="left"/>
+            </w:pPr>
+            <w:r>
+              <w:t xml:space="preserve">one ticket's live state + append-only timeline (read-only);</w:t>
+            </w:r>
+            <w:r>
+              <w:t xml:space="preserve"> </w:t>
+            </w:r>
+            <w:r>
+              <w:rPr>
+                <w:rStyle w:val="VerbatimChar"/>
+              </w:rPr>
+              <w:t xml:space="preserve">{ticket}</w:t>
+            </w:r>
+            <w:r>
+              <w:t xml:space="preserve"> </w:t>
+            </w:r>
+            <w:r>
+              <w:t xml:space="preserve">is the</w:t>
+            </w:r>
+            <w:r>
+              <w:t xml:space="preserve"> </w:t>
+            </w:r>
+            <w:r>
+              <w:rPr>
+                <w:rStyle w:val="VerbatimChar"/>
+              </w:rPr>
+              <w:t xml:space="preserve">ticket_id</w:t>
+            </w:r>
+            <w:r>
+              <w:t xml:space="preserve"> </w:t>
+            </w:r>
+            <w:r>
+              <w:t xml:space="preserve">or</w:t>
+            </w:r>
+            <w:r>
+              <w:t xml:space="preserve"> </w:t>
+            </w:r>
+            <w:r>
+              <w:rPr>
+                <w:rStyle w:val="VerbatimChar"/>
+              </w:rPr>
+              <w:t xml:space="preserve">ticket_number</w:t>
+            </w:r>
+          </w:p>
+        </w:tc>
+      </w:tr>
+      <w:tr>
+        <w:tc>
+          <w:tcPr/>
+          <w:p>
+            <w:pPr>
+              <w:pStyle w:val="Compact"/>
+              <w:jc w:val="left"/>
+            </w:pPr>
+            <w:r>
+              <w:rPr>
+                <w:rStyle w:val="VerbatimChar"/>
+              </w:rPr>
+              <w:t xml:space="preserve">ticket-reassign {ticket} {assignee} [--actor=cli-ops]</w:t>
+            </w:r>
+          </w:p>
+        </w:tc>
+        <w:tc>
+          <w:tcPr/>
+          <w:p>
+            <w:pPr>
+              <w:pStyle w:val="Compact"/>
+              <w:jc w:val="left"/>
+            </w:pPr>
+            <w:r>
+              <w:t xml:space="preserve">safe-correction</w:t>
+            </w:r>
+          </w:p>
+        </w:tc>
+        <w:tc>
+          <w:tcPr/>
+          <w:p>
+            <w:pPr>
+              <w:pStyle w:val="Compact"/>
+              <w:jc w:val="left"/>
+            </w:pPr>
+            <w:r>
+              <w:t xml:space="preserve">reassign a ticket to a new owner via</w:t>
+            </w:r>
+            <w:r>
+              <w:t xml:space="preserve"> </w:t>
+            </w:r>
+            <w:r>
+              <w:rPr>
+                <w:rStyle w:val="VerbatimChar"/>
+              </w:rPr>
+              <w:t xml:space="preserve">TicketService::assign</w:t>
+            </w:r>
+            <w:r>
+              <w:t xml:space="preserve"> </w:t>
+            </w:r>
+            <w:r>
+              <w:t xml:space="preserve">(sets assignee + status ASSIGNED); mutating, so requires</w:t>
+            </w:r>
+            <w:r>
+              <w:t xml:space="preserve"> </w:t>
+            </w:r>
+            <w:r>
+              <w:rPr>
+                <w:rStyle w:val="VerbatimChar"/>
+              </w:rPr>
+              <w:t xml:space="preserve">--confirm</w:t>
+            </w:r>
+            <w:r>
+              <w:t xml:space="preserve">; refuses terminal tickets</w:t>
+            </w:r>
+          </w:p>
+        </w:tc>
+      </w:tr>
+    </w:tbl>
     <w:bookmarkEnd w:id="45"/>
     <w:bookmarkStart w:id="46" w:name="X1bf2a627be6ee103cb059e15364eccb4d059631"/>
     <w:p>

--- a/docs/as-built/docx/ticketing.docx
+++ b/docs/as-built/docx/ticketing.docx
@@ -258,79 +258,97 @@
         </w:rPr>
         <w:t xml:space="preserve">Who does what:</w:t>
       </w:r>
-      <w:r>
-        <w:t xml:space="preserve"> </w:t>
-      </w:r>
-      <w:r>
-        <w:rPr>
-          <w:rStyle w:val="VerbatimChar"/>
-        </w:rPr>
-        <w:t xml:space="preserve">POST /api/tickets {category:'NO_INTERNET', subcategory:'NO_SIGNAL', subscription_id}</w:t>
-      </w:r>
-      <w:r>
-        <w:t xml:space="preserve"> </w:t>
-      </w:r>
-      <w:r>
-        <w:t xml:space="preserve">→</w:t>
-      </w:r>
-      <w:r>
-        <w:t xml:space="preserve"> </w:t>
-      </w:r>
-      <w:r>
-        <w:rPr>
-          <w:rStyle w:val="VerbatimChar"/>
-        </w:rPr>
-        <w:t xml:space="preserve">TicketService::create</w:t>
-      </w:r>
-      <w:r>
-        <w:t xml:space="preserve"> </w:t>
-      </w:r>
-      <w:r>
-        <w:t xml:space="preserve">opens the ticket</w:t>
-      </w:r>
-      <w:r>
-        <w:t xml:space="preserve"> </w:t>
-      </w:r>
-      <w:r>
-        <w:rPr>
-          <w:rStyle w:val="VerbatimChar"/>
-        </w:rPr>
-        <w:t xml:space="preserve">OPEN</w:t>
-      </w:r>
-      <w:r>
-        <w:t xml:space="preserve"> </w:t>
-      </w:r>
-      <w:r>
-        <w:t xml:space="preserve">and stamps the SLA due-times from the matching</w:t>
-      </w:r>
-      <w:r>
-        <w:t xml:space="preserve"> </w:t>
-      </w:r>
-      <w:r>
-        <w:rPr>
-          <w:rStyle w:val="VerbatimChar"/>
-        </w:rPr>
-        <w:t xml:space="preserve">sla_policy</w:t>
-      </w:r>
-      <w:r>
-        <w:t xml:space="preserve">. Emits</w:t>
-      </w:r>
-      <w:r>
-        <w:t xml:space="preserve"> </w:t>
-      </w:r>
-      <w:r>
-        <w:rPr>
-          <w:rStyle w:val="VerbatimChar"/>
-        </w:rPr>
-        <w:t xml:space="preserve">TicketCreated</w:t>
-      </w:r>
-      <w:r>
-        <w:t xml:space="preserve">.</w:t>
-      </w:r>
     </w:p>
     <w:p>
       <w:pPr>
-        <w:pStyle w:val="BodyText"/>
+        <w:numPr>
+          <w:ilvl w:val="0"/>
+          <w:numId w:val="1002"/>
+        </w:numPr>
+        <w:pStyle w:val="Compact"/>
+      </w:pPr>
+      <w:r>
+        <w:rPr>
+          <w:rStyle w:val="VerbatimChar"/>
+        </w:rPr>
+        <w:t xml:space="preserve">POST /api/tickets {category:'NO_INTERNET', subcategory:'NO_SIGNAL', subscription_id}</w:t>
+      </w:r>
+    </w:p>
+    <w:p>
+      <w:pPr>
+        <w:numPr>
+          <w:ilvl w:val="0"/>
+          <w:numId w:val="1002"/>
+        </w:numPr>
+        <w:pStyle w:val="Compact"/>
+      </w:pPr>
+      <w:r>
+        <w:rPr>
+          <w:rStyle w:val="VerbatimChar"/>
+        </w:rPr>
+        <w:t xml:space="preserve">TicketService::create</w:t>
+      </w:r>
+      <w:r>
+        <w:t xml:space="preserve"> </w:t>
+      </w:r>
+      <w:r>
+        <w:t xml:space="preserve">opens the ticket</w:t>
+      </w:r>
+      <w:r>
+        <w:t xml:space="preserve"> </w:t>
+      </w:r>
+      <w:r>
+        <w:rPr>
+          <w:rStyle w:val="VerbatimChar"/>
+        </w:rPr>
+        <w:t xml:space="preserve">OPEN</w:t>
+      </w:r>
+      <w:r>
+        <w:t xml:space="preserve"> </w:t>
+      </w:r>
+      <w:r>
+        <w:t xml:space="preserve">and stamps the SLA due-times from the matching</w:t>
+      </w:r>
+      <w:r>
+        <w:t xml:space="preserve"> </w:t>
+      </w:r>
+      <w:r>
+        <w:rPr>
+          <w:rStyle w:val="VerbatimChar"/>
+        </w:rPr>
+        <w:t xml:space="preserve">sla_policy</w:t>
+      </w:r>
+      <w:r>
+        <w:t xml:space="preserve">.</w:t>
+      </w:r>
+    </w:p>
+    <w:p>
+      <w:pPr>
+        <w:numPr>
+          <w:ilvl w:val="0"/>
+          <w:numId w:val="1002"/>
+        </w:numPr>
+        <w:pStyle w:val="Compact"/>
+      </w:pPr>
+      <w:r>
+        <w:t xml:space="preserve">Emits</w:t>
+      </w:r>
+      <w:r>
+        <w:t xml:space="preserve"> </w:t>
+      </w:r>
+      <w:r>
+        <w:rPr>
+          <w:rStyle w:val="VerbatimChar"/>
+        </w:rPr>
+        <w:t xml:space="preserve">TicketCreated</w:t>
+      </w:r>
+      <w:r>
+        <w:t xml:space="preserve">.</w:t>
+      </w:r>
+    </w:p>
+    <w:p>
+      <w:pPr>
+        <w:pStyle w:val="FirstParagraph"/>
       </w:pPr>
       <w:r>
         <w:rPr>
@@ -688,9 +706,15 @@
         </w:rPr>
         <w:t xml:space="preserve">Who does what:</w:t>
       </w:r>
-      <w:r>
-        <w:t xml:space="preserve"> </w:t>
-      </w:r>
+    </w:p>
+    <w:p>
+      <w:pPr>
+        <w:numPr>
+          <w:ilvl w:val="0"/>
+          <w:numId w:val="1003"/>
+        </w:numPr>
+        <w:pStyle w:val="Compact"/>
+      </w:pPr>
       <w:r>
         <w:rPr>
           <w:rStyle w:val="VerbatimChar"/>
@@ -701,7 +725,37 @@
         <w:t xml:space="preserve"> </w:t>
       </w:r>
       <w:r>
-        <w:t xml:space="preserve">creates a WO-01 support WO linked back</w:t>
+        <w:t xml:space="preserve">creates a WO-01 support WO linked back (</w:t>
+      </w:r>
+      <w:r>
+        <w:rPr>
+          <w:rStyle w:val="VerbatimChar"/>
+        </w:rPr>
+        <w:t xml:space="preserve">source_type=TICKET</w:t>
+      </w:r>
+      <w:r>
+        <w:t xml:space="preserve">).</w:t>
+      </w:r>
+    </w:p>
+    <w:p>
+      <w:pPr>
+        <w:numPr>
+          <w:ilvl w:val="0"/>
+          <w:numId w:val="1003"/>
+        </w:numPr>
+        <w:pStyle w:val="Compact"/>
+      </w:pPr>
+      <w:r>
+        <w:t xml:space="preserve">Writes a</w:t>
+      </w:r>
+      <w:r>
+        <w:t xml:space="preserve"> </w:t>
+      </w:r>
+      <w:r>
+        <w:rPr>
+          <w:rStyle w:val="VerbatimChar"/>
+        </w:rPr>
+        <w:t xml:space="preserve">ticket_link</w:t>
       </w:r>
       <w:r>
         <w:t xml:space="preserve"> </w:t>
@@ -713,10 +767,10 @@
         <w:rPr>
           <w:rStyle w:val="VerbatimChar"/>
         </w:rPr>
-        <w:t xml:space="preserve">source_type=TICKET</w:t>
-      </w:r>
-      <w:r>
-        <w:t xml:space="preserve">), writes a</w:t>
+        <w:t xml:space="preserve">relation=CREATED_FROM_TICKET</w:t>
+      </w:r>
+      <w:r>
+        <w:t xml:space="preserve">), and moves the ticket to</w:t>
       </w:r>
       <w:r>
         <w:t xml:space="preserve"> </w:t>
@@ -725,22 +779,37 @@
         <w:rPr>
           <w:rStyle w:val="VerbatimChar"/>
         </w:rPr>
-        <w:t xml:space="preserve">ticket_link</w:t>
-      </w:r>
-      <w:r>
-        <w:t xml:space="preserve"> </w:t>
-      </w:r>
-      <w:r>
-        <w:t xml:space="preserve">(</w:t>
+        <w:t xml:space="preserve">WAITING_WORK_ORDER</w:t>
+      </w:r>
+      <w:r>
+        <w:t xml:space="preserve">.</w:t>
+      </w:r>
+    </w:p>
+    <w:p>
+      <w:pPr>
+        <w:numPr>
+          <w:ilvl w:val="0"/>
+          <w:numId w:val="1003"/>
+        </w:numPr>
+        <w:pStyle w:val="Compact"/>
+      </w:pPr>
+      <w:r>
+        <w:t xml:space="preserve">Gated by the category's</w:t>
+      </w:r>
+      <w:r>
+        <w:t xml:space="preserve"> </w:t>
       </w:r>
       <w:r>
         <w:rPr>
           <w:rStyle w:val="VerbatimChar"/>
         </w:rPr>
-        <w:t xml:space="preserve">relation=CREATED_FROM_TICKET</w:t>
-      </w:r>
-      <w:r>
-        <w:t xml:space="preserve">), and moves the ticket to</w:t>
+        <w:t xml:space="preserve">wo_allowed</w:t>
+      </w:r>
+      <w:r>
+        <w:t xml:space="preserve"> </w:t>
+      </w:r>
+      <w:r>
+        <w:t xml:space="preserve">(TCK-3). Emits</w:t>
       </w:r>
       <w:r>
         <w:t xml:space="preserve"> </w:t>
@@ -749,41 +818,16 @@
         <w:rPr>
           <w:rStyle w:val="VerbatimChar"/>
         </w:rPr>
-        <w:t xml:space="preserve">WAITING_WORK_ORDER</w:t>
-      </w:r>
-      <w:r>
-        <w:t xml:space="preserve">. Gated by the category's</w:t>
-      </w:r>
-      <w:r>
-        <w:t xml:space="preserve"> </w:t>
-      </w:r>
-      <w:r>
-        <w:rPr>
-          <w:rStyle w:val="VerbatimChar"/>
-        </w:rPr>
-        <w:t xml:space="preserve">wo_allowed</w:t>
-      </w:r>
-      <w:r>
-        <w:t xml:space="preserve"> </w:t>
-      </w:r>
-      <w:r>
-        <w:t xml:space="preserve">(TCK-3). Emits</w:t>
-      </w:r>
-      <w:r>
-        <w:t xml:space="preserve"> </w:t>
-      </w:r>
-      <w:r>
-        <w:rPr>
-          <w:rStyle w:val="VerbatimChar"/>
-        </w:rPr>
         <w:t xml:space="preserve">TicketWorkOrderCreated</w:t>
       </w:r>
       <w:r>
         <w:t xml:space="preserve">.</w:t>
       </w:r>
-      <w:r>
-        <w:t xml:space="preserve"> </w:t>
-      </w:r>
+    </w:p>
+    <w:p>
+      <w:pPr>
+        <w:pStyle w:val="FirstParagraph"/>
+      </w:pPr>
       <w:r>
         <w:rPr>
           <w:iCs/>
@@ -881,9 +925,15 @@
         </w:rPr>
         <w:t xml:space="preserve">Who does what:</w:t>
       </w:r>
-      <w:r>
-        <w:t xml:space="preserve"> </w:t>
-      </w:r>
+    </w:p>
+    <w:p>
+      <w:pPr>
+        <w:numPr>
+          <w:ilvl w:val="0"/>
+          <w:numId w:val="1004"/>
+        </w:numPr>
+        <w:pStyle w:val="Compact"/>
+      </w:pPr>
       <w:r>
         <w:rPr>
           <w:rStyle w:val="VerbatimChar"/>
@@ -954,13 +1004,7 @@
         <w:t xml:space="preserve"> </w:t>
       </w:r>
       <w:r>
-        <w:t xml:space="preserve">(or, if the</w:t>
-      </w:r>
-      <w:r>
-        <w:t xml:space="preserve"> </w:t>
-      </w:r>
-      <w:r>
-        <w:t xml:space="preserve">category's</w:t>
+        <w:t xml:space="preserve">(or, if the category's</w:t>
       </w:r>
       <w:r>
         <w:t xml:space="preserve"> </w:t>
@@ -987,7 +1031,19 @@
         <w:t xml:space="preserve">UNDER_REVIEW</w:t>
       </w:r>
       <w:r>
-        <w:t xml:space="preserve">). A</w:t>
+        <w:t xml:space="preserve">).</w:t>
+      </w:r>
+    </w:p>
+    <w:p>
+      <w:pPr>
+        <w:numPr>
+          <w:ilvl w:val="0"/>
+          <w:numId w:val="1004"/>
+        </w:numPr>
+        <w:pStyle w:val="Compact"/>
+      </w:pPr>
+      <w:r>
+        <w:t xml:space="preserve">A</w:t>
       </w:r>
       <w:r>
         <w:t xml:space="preserve"> </w:t>
@@ -1040,9 +1096,11 @@
       <w:r>
         <w:t xml:space="preserve">.</w:t>
       </w:r>
-      <w:r>
-        <w:t xml:space="preserve"> </w:t>
-      </w:r>
+    </w:p>
+    <w:p>
+      <w:pPr>
+        <w:pStyle w:val="FirstParagraph"/>
+      </w:pPr>
       <w:r>
         <w:rPr>
           <w:iCs/>
@@ -1065,7 +1123,7 @@
               <a:graphicData uri="http://schemas.openxmlformats.org/drawingml/2006/picture">
                 <pic:pic>
                   <pic:nvPicPr>
-                    <pic:cNvPr descr="/tmp/docximg-d8ZS2x/ticketing_md_1.png" id="25" name="Picture"/>
+                    <pic:cNvPr descr="/tmp/docximg-J7W2Aj/ticketing_md_1.png" id="25" name="Picture"/>
                     <pic:cNvPicPr>
                       <a:picLocks noChangeArrowheads="1" noChangeAspect="1"/>
                     </pic:cNvPicPr>
@@ -1240,9 +1298,15 @@
         </w:rPr>
         <w:t xml:space="preserve">Who does what:</w:t>
       </w:r>
-      <w:r>
-        <w:t xml:space="preserve"> </w:t>
-      </w:r>
+    </w:p>
+    <w:p>
+      <w:pPr>
+        <w:numPr>
+          <w:ilvl w:val="0"/>
+          <w:numId w:val="1005"/>
+        </w:numPr>
+        <w:pStyle w:val="Compact"/>
+      </w:pPr>
       <w:r>
         <w:rPr>
           <w:rStyle w:val="VerbatimChar"/>
@@ -1295,7 +1359,19 @@
         <w:t xml:space="preserve"> </w:t>
       </w:r>
       <w:r>
-        <w:t xml:space="preserve">(queue + priority + auto-actions), and creates an ASR-typed ticket; a</w:t>
+        <w:t xml:space="preserve">(queue + priority + auto-actions), and creates an ASR-typed ticket.</w:t>
+      </w:r>
+    </w:p>
+    <w:p>
+      <w:pPr>
+        <w:numPr>
+          <w:ilvl w:val="0"/>
+          <w:numId w:val="1005"/>
+        </w:numPr>
+        <w:pStyle w:val="Compact"/>
+      </w:pPr>
+      <w:r>
+        <w:t xml:space="preserve">A</w:t>
       </w:r>
       <w:r>
         <w:t xml:space="preserve"> </w:t>
@@ -1327,9 +1403,11 @@
       <w:r>
         <w:t xml:space="preserve">auto-raises a support WO.</w:t>
       </w:r>
-      <w:r>
-        <w:t xml:space="preserve"> </w:t>
-      </w:r>
+    </w:p>
+    <w:p>
+      <w:pPr>
+        <w:pStyle w:val="FirstParagraph"/>
+      </w:pPr>
       <w:r>
         <w:rPr>
           <w:iCs/>
@@ -4535,7 +4613,7 @@
               <a:graphicData uri="http://schemas.openxmlformats.org/drawingml/2006/picture">
                 <pic:pic>
                   <pic:nvPicPr>
-                    <pic:cNvPr descr="/tmp/docximg-d8ZS2x/ticketing_md_2.png" id="35" name="Picture"/>
+                    <pic:cNvPr descr="/tmp/docximg-J7W2Aj/ticketing_md_2.png" id="35" name="Picture"/>
                     <pic:cNvPicPr>
                       <a:picLocks noChangeArrowheads="1" noChangeAspect="1"/>
                     </pic:cNvPicPr>
@@ -5052,7 +5130,7 @@
       <w:pPr>
         <w:numPr>
           <w:ilvl w:val="0"/>
-          <w:numId w:val="1002"/>
+          <w:numId w:val="1006"/>
         </w:numPr>
         <w:pStyle w:val="Compact"/>
       </w:pPr>
@@ -5119,7 +5197,7 @@
       <w:pPr>
         <w:numPr>
           <w:ilvl w:val="0"/>
-          <w:numId w:val="1002"/>
+          <w:numId w:val="1006"/>
         </w:numPr>
         <w:pStyle w:val="Compact"/>
       </w:pPr>
@@ -5207,7 +5285,7 @@
       <w:pPr>
         <w:numPr>
           <w:ilvl w:val="0"/>
-          <w:numId w:val="1002"/>
+          <w:numId w:val="1006"/>
         </w:numPr>
         <w:pStyle w:val="Compact"/>
       </w:pPr>
@@ -7737,7 +7815,7 @@
       <w:pPr>
         <w:numPr>
           <w:ilvl w:val="0"/>
-          <w:numId w:val="1003"/>
+          <w:numId w:val="1007"/>
         </w:numPr>
         <w:pStyle w:val="Compact"/>
       </w:pPr>
@@ -7891,7 +7969,7 @@
       <w:pPr>
         <w:numPr>
           <w:ilvl w:val="0"/>
-          <w:numId w:val="1003"/>
+          <w:numId w:val="1007"/>
         </w:numPr>
         <w:pStyle w:val="Compact"/>
       </w:pPr>
@@ -10075,7 +10153,7 @@
       <w:pPr>
         <w:numPr>
           <w:ilvl w:val="0"/>
-          <w:numId w:val="1004"/>
+          <w:numId w:val="1008"/>
         </w:numPr>
         <w:pStyle w:val="Compact"/>
       </w:pPr>
@@ -10127,7 +10205,7 @@
       <w:pPr>
         <w:numPr>
           <w:ilvl w:val="0"/>
-          <w:numId w:val="1004"/>
+          <w:numId w:val="1008"/>
         </w:numPr>
         <w:pStyle w:val="Compact"/>
       </w:pPr>
@@ -11248,7 +11326,7 @@
       <w:pPr>
         <w:numPr>
           <w:ilvl w:val="0"/>
-          <w:numId w:val="1005"/>
+          <w:numId w:val="1009"/>
         </w:numPr>
         <w:pStyle w:val="Compact"/>
       </w:pPr>
@@ -11325,7 +11403,7 @@
       <w:pPr>
         <w:numPr>
           <w:ilvl w:val="0"/>
-          <w:numId w:val="1005"/>
+          <w:numId w:val="1009"/>
         </w:numPr>
         <w:pStyle w:val="Compact"/>
       </w:pPr>
@@ -11377,7 +11455,7 @@
       <w:pPr>
         <w:numPr>
           <w:ilvl w:val="0"/>
-          <w:numId w:val="1005"/>
+          <w:numId w:val="1009"/>
         </w:numPr>
         <w:pStyle w:val="Compact"/>
       </w:pPr>
@@ -12645,7 +12723,7 @@
       <w:pPr>
         <w:numPr>
           <w:ilvl w:val="0"/>
-          <w:numId w:val="1006"/>
+          <w:numId w:val="1010"/>
         </w:numPr>
         <w:pStyle w:val="Compact"/>
       </w:pPr>
@@ -12766,7 +12844,7 @@
       <w:pPr>
         <w:numPr>
           <w:ilvl w:val="0"/>
-          <w:numId w:val="1006"/>
+          <w:numId w:val="1010"/>
         </w:numPr>
         <w:pStyle w:val="Compact"/>
       </w:pPr>
@@ -13336,7 +13414,7 @@
       <w:pPr>
         <w:numPr>
           <w:ilvl w:val="0"/>
-          <w:numId w:val="1007"/>
+          <w:numId w:val="1011"/>
         </w:numPr>
         <w:pStyle w:val="Compact"/>
       </w:pPr>
@@ -13454,7 +13532,7 @@
       <w:pPr>
         <w:numPr>
           <w:ilvl w:val="0"/>
-          <w:numId w:val="1007"/>
+          <w:numId w:val="1011"/>
         </w:numPr>
         <w:pStyle w:val="Compact"/>
       </w:pPr>
@@ -13858,7 +13936,7 @@
       <w:pPr>
         <w:numPr>
           <w:ilvl w:val="0"/>
-          <w:numId w:val="1008"/>
+          <w:numId w:val="1012"/>
         </w:numPr>
         <w:pStyle w:val="Compact"/>
       </w:pPr>
@@ -14058,7 +14136,7 @@
       <w:pPr>
         <w:numPr>
           <w:ilvl w:val="0"/>
-          <w:numId w:val="1009"/>
+          <w:numId w:val="1013"/>
         </w:numPr>
         <w:pStyle w:val="Compact"/>
       </w:pPr>
@@ -14250,6 +14328,91 @@
       </w:pPr>
     </w:lvl>
   </w:abstractNum>
+  <w:abstractNum w:abstractNumId="99411">
+    <w:nsid w:val="A99411"/>
+    <w:multiLevelType w:val="multilevel"/>
+    <w:lvl w:ilvl="0">
+      <w:start w:val="1"/>
+      <w:numFmt w:val="decimal"/>
+      <w:lvlText w:val="%1."/>
+      <w:lvlJc w:val="left"/>
+      <w:pPr>
+        <w:ind w:left="720" w:hanging="480"/>
+      </w:pPr>
+    </w:lvl>
+    <w:lvl w:ilvl="1">
+      <w:start w:val="1"/>
+      <w:numFmt w:val="decimal"/>
+      <w:lvlText w:val="%2."/>
+      <w:lvlJc w:val="left"/>
+      <w:pPr>
+        <w:ind w:left="1440" w:hanging="480"/>
+      </w:pPr>
+    </w:lvl>
+    <w:lvl w:ilvl="2">
+      <w:start w:val="1"/>
+      <w:numFmt w:val="decimal"/>
+      <w:lvlText w:val="%3."/>
+      <w:lvlJc w:val="left"/>
+      <w:pPr>
+        <w:ind w:left="2160" w:hanging="480"/>
+      </w:pPr>
+    </w:lvl>
+    <w:lvl w:ilvl="3">
+      <w:start w:val="1"/>
+      <w:numFmt w:val="decimal"/>
+      <w:lvlText w:val="%4."/>
+      <w:lvlJc w:val="left"/>
+      <w:pPr>
+        <w:ind w:left="2880" w:hanging="480"/>
+      </w:pPr>
+    </w:lvl>
+    <w:lvl w:ilvl="4">
+      <w:start w:val="1"/>
+      <w:numFmt w:val="decimal"/>
+      <w:lvlText w:val="%5."/>
+      <w:lvlJc w:val="left"/>
+      <w:pPr>
+        <w:ind w:left="3600" w:hanging="480"/>
+      </w:pPr>
+    </w:lvl>
+    <w:lvl w:ilvl="5">
+      <w:start w:val="1"/>
+      <w:numFmt w:val="decimal"/>
+      <w:lvlText w:val="%6."/>
+      <w:lvlJc w:val="left"/>
+      <w:pPr>
+        <w:ind w:left="4320" w:hanging="480"/>
+      </w:pPr>
+    </w:lvl>
+    <w:lvl w:ilvl="6">
+      <w:start w:val="1"/>
+      <w:numFmt w:val="decimal"/>
+      <w:lvlText w:val="%7."/>
+      <w:lvlJc w:val="left"/>
+      <w:pPr>
+        <w:ind w:left="5040" w:hanging="480"/>
+      </w:pPr>
+    </w:lvl>
+    <w:lvl w:ilvl="7">
+      <w:start w:val="1"/>
+      <w:numFmt w:val="decimal"/>
+      <w:lvlText w:val="%8."/>
+      <w:lvlJc w:val="left"/>
+      <w:pPr>
+        <w:ind w:left="5760" w:hanging="480"/>
+      </w:pPr>
+    </w:lvl>
+    <w:lvl w:ilvl="8">
+      <w:start w:val="1"/>
+      <w:numFmt w:val="decimal"/>
+      <w:lvlText w:val="%9."/>
+      <w:lvlJc w:val="left"/>
+      <w:pPr>
+        <w:ind w:left="6480" w:hanging="480"/>
+      </w:pPr>
+    </w:lvl>
+  </w:abstractNum>
   <w:num w:numId="1000">
     <w:abstractNumId w:val="990"/>
   </w:num>
@@ -14257,16 +14420,124 @@
     <w:abstractNumId w:val="991"/>
   </w:num>
   <w:num w:numId="1002">
-    <w:abstractNumId w:val="991"/>
+    <w:abstractNumId w:val="99411"/>
+    <w:lvlOverride w:ilvl="0">
+      <w:startOverride w:val="1"/>
+    </w:lvlOverride>
+    <w:lvlOverride w:ilvl="1">
+      <w:startOverride w:val="1"/>
+    </w:lvlOverride>
+    <w:lvlOverride w:ilvl="2">
+      <w:startOverride w:val="1"/>
+    </w:lvlOverride>
+    <w:lvlOverride w:ilvl="3">
+      <w:startOverride w:val="1"/>
+    </w:lvlOverride>
+    <w:lvlOverride w:ilvl="4">
+      <w:startOverride w:val="1"/>
+    </w:lvlOverride>
+    <w:lvlOverride w:ilvl="5">
+      <w:startOverride w:val="1"/>
+    </w:lvlOverride>
+    <w:lvlOverride w:ilvl="6">
+      <w:startOverride w:val="1"/>
+    </w:lvlOverride>
+    <w:lvlOverride w:ilvl="7">
+      <w:startOverride w:val="1"/>
+    </w:lvlOverride>
+    <w:lvlOverride w:ilvl="8">
+      <w:startOverride w:val="1"/>
+    </w:lvlOverride>
   </w:num>
   <w:num w:numId="1003">
-    <w:abstractNumId w:val="991"/>
+    <w:abstractNumId w:val="99411"/>
+    <w:lvlOverride w:ilvl="0">
+      <w:startOverride w:val="1"/>
+    </w:lvlOverride>
+    <w:lvlOverride w:ilvl="1">
+      <w:startOverride w:val="1"/>
+    </w:lvlOverride>
+    <w:lvlOverride w:ilvl="2">
+      <w:startOverride w:val="1"/>
+    </w:lvlOverride>
+    <w:lvlOverride w:ilvl="3">
+      <w:startOverride w:val="1"/>
+    </w:lvlOverride>
+    <w:lvlOverride w:ilvl="4">
+      <w:startOverride w:val="1"/>
+    </w:lvlOverride>
+    <w:lvlOverride w:ilvl="5">
+      <w:startOverride w:val="1"/>
+    </w:lvlOverride>
+    <w:lvlOverride w:ilvl="6">
+      <w:startOverride w:val="1"/>
+    </w:lvlOverride>
+    <w:lvlOverride w:ilvl="7">
+      <w:startOverride w:val="1"/>
+    </w:lvlOverride>
+    <w:lvlOverride w:ilvl="8">
+      <w:startOverride w:val="1"/>
+    </w:lvlOverride>
   </w:num>
   <w:num w:numId="1004">
-    <w:abstractNumId w:val="991"/>
+    <w:abstractNumId w:val="99411"/>
+    <w:lvlOverride w:ilvl="0">
+      <w:startOverride w:val="1"/>
+    </w:lvlOverride>
+    <w:lvlOverride w:ilvl="1">
+      <w:startOverride w:val="1"/>
+    </w:lvlOverride>
+    <w:lvlOverride w:ilvl="2">
+      <w:startOverride w:val="1"/>
+    </w:lvlOverride>
+    <w:lvlOverride w:ilvl="3">
+      <w:startOverride w:val="1"/>
+    </w:lvlOverride>
+    <w:lvlOverride w:ilvl="4">
+      <w:startOverride w:val="1"/>
+    </w:lvlOverride>
+    <w:lvlOverride w:ilvl="5">
+      <w:startOverride w:val="1"/>
+    </w:lvlOverride>
+    <w:lvlOverride w:ilvl="6">
+      <w:startOverride w:val="1"/>
+    </w:lvlOverride>
+    <w:lvlOverride w:ilvl="7">
+      <w:startOverride w:val="1"/>
+    </w:lvlOverride>
+    <w:lvlOverride w:ilvl="8">
+      <w:startOverride w:val="1"/>
+    </w:lvlOverride>
   </w:num>
   <w:num w:numId="1005">
-    <w:abstractNumId w:val="991"/>
+    <w:abstractNumId w:val="99411"/>
+    <w:lvlOverride w:ilvl="0">
+      <w:startOverride w:val="1"/>
+    </w:lvlOverride>
+    <w:lvlOverride w:ilvl="1">
+      <w:startOverride w:val="1"/>
+    </w:lvlOverride>
+    <w:lvlOverride w:ilvl="2">
+      <w:startOverride w:val="1"/>
+    </w:lvlOverride>
+    <w:lvlOverride w:ilvl="3">
+      <w:startOverride w:val="1"/>
+    </w:lvlOverride>
+    <w:lvlOverride w:ilvl="4">
+      <w:startOverride w:val="1"/>
+    </w:lvlOverride>
+    <w:lvlOverride w:ilvl="5">
+      <w:startOverride w:val="1"/>
+    </w:lvlOverride>
+    <w:lvlOverride w:ilvl="6">
+      <w:startOverride w:val="1"/>
+    </w:lvlOverride>
+    <w:lvlOverride w:ilvl="7">
+      <w:startOverride w:val="1"/>
+    </w:lvlOverride>
+    <w:lvlOverride w:ilvl="8">
+      <w:startOverride w:val="1"/>
+    </w:lvlOverride>
   </w:num>
   <w:num w:numId="1006">
     <w:abstractNumId w:val="991"/>
@@ -14278,6 +14549,18 @@
     <w:abstractNumId w:val="991"/>
   </w:num>
   <w:num w:numId="1009">
+    <w:abstractNumId w:val="991"/>
+  </w:num>
+  <w:num w:numId="1010">
+    <w:abstractNumId w:val="991"/>
+  </w:num>
+  <w:num w:numId="1011">
+    <w:abstractNumId w:val="991"/>
+  </w:num>
+  <w:num w:numId="1012">
+    <w:abstractNumId w:val="991"/>
+  </w:num>
+  <w:num w:numId="1013">
     <w:abstractNumId w:val="991"/>
   </w:num>
 </w:numbering>
